--- a/lessons/5-8/downloads/reveal/teacher/5.8-session-1-prerequisite-practice-a.docx
+++ b/lessons/5-8/downloads/reveal/teacher/5.8-session-1-prerequisite-practice-a.docx
@@ -15,10 +15,28 @@
         <w:rPr>
           <w:rFonts w:ascii="Avenir Next" w:hAnsi="Avenir Next" w:cs="Avenir Next" w:eastAsia="Avenir Next"/>
           <w:color w:val="1A1A1A"/>
+          <w:sz w:val="22"/>
+          <w:szCs w:val="20"/>
+        </w:rPr>
+        <w:t xml:space="preserve">Name</w:t>
+      </w:r>
+      <w:r>
+        <w:rPr>
+          <w:rFonts w:ascii="Avenir Next" w:hAnsi="Avenir Next" w:cs="Avenir Next" w:eastAsia="Avenir Next"/>
+          <w:color w:val="1A1A1A"/>
           <w:sz w:val="20"/>
           <w:szCs w:val="20"/>
         </w:rPr>
-        <w:t xml:space="preserve">Name</w:t>
+        <w:tab/>
+      </w:r>
+      <w:r>
+        <w:rPr>
+          <w:rFonts w:ascii="Avenir Next" w:hAnsi="Avenir Next" w:cs="Avenir Next" w:eastAsia="Avenir Next"/>
+          <w:color w:val="1A1A1A"/>
+          <w:sz w:val="22"/>
+          <w:szCs w:val="20"/>
+        </w:rPr>
+        <w:t xml:space="preserve">   Date</w:t>
       </w:r>
       <w:r>
         <w:rPr>
@@ -33,25 +51,7 @@
         <w:rPr>
           <w:rFonts w:ascii="Avenir Next" w:hAnsi="Avenir Next" w:cs="Avenir Next" w:eastAsia="Avenir Next"/>
           <w:color w:val="1A1A1A"/>
-          <w:sz w:val="20"/>
-          <w:szCs w:val="20"/>
-        </w:rPr>
-        <w:t xml:space="preserve">   Date</w:t>
-      </w:r>
-      <w:r>
-        <w:rPr>
-          <w:rFonts w:ascii="Avenir Next" w:hAnsi="Avenir Next" w:cs="Avenir Next" w:eastAsia="Avenir Next"/>
-          <w:color w:val="1A1A1A"/>
-          <w:sz w:val="20"/>
-          <w:szCs w:val="20"/>
-        </w:rPr>
-        <w:tab/>
-      </w:r>
-      <w:r>
-        <w:rPr>
-          <w:rFonts w:ascii="Avenir Next" w:hAnsi="Avenir Next" w:cs="Avenir Next" w:eastAsia="Avenir Next"/>
-          <w:color w:val="1A1A1A"/>
-          <w:sz w:val="20"/>
+          <w:sz w:val="22"/>
           <w:szCs w:val="20"/>
         </w:rPr>
         <w:t xml:space="preserve">   Period</w:t>
@@ -78,7 +78,7 @@
           <w:caps/>
           <w:color w:val="003A70"/>
           <w:spacing w:val="12"/>
-          <w:sz w:val="19"/>
+          <w:sz w:val="22"/>
           <w:szCs w:val="19"/>
         </w:rPr>
         <w:t xml:space="preserve">Lesson 5-8  ·  Session 1  ·  Prerequisite Practice A  ·  Skill 1 of 2</w:t>
@@ -86,6 +86,7 @@
     </w:p>
     <w:p>
       <w:pPr>
+        <w:pStyle w:val="Heading1"/>
         <w:keepNext/>
         <w:spacing w:before="0" w:after="10" w:line="240" w:lineRule="auto"/>
       </w:pPr>
@@ -111,7 +112,7 @@
         <w:rPr>
           <w:rFonts w:ascii="Avenir Next" w:hAnsi="Avenir Next" w:cs="Avenir Next" w:eastAsia="Avenir Next"/>
           <w:color w:val="5A5F66"/>
-          <w:sz w:val="17"/>
+          <w:sz w:val="22"/>
           <w:szCs w:val="17"/>
         </w:rPr>
         <w:t xml:space="preserve">Builds on Grade 4 · 4.NBT.B.5</w:t>
@@ -154,6 +155,7 @@
           </w:tcPr>
           <w:p>
             <w:pPr>
+              <w:pStyle w:val="Heading2"/>
               <w:spacing w:before="0" w:after="0" w:line="252" w:lineRule="auto"/>
             </w:pPr>
             <w:r>
@@ -183,7 +185,7 @@
               <w:rPr>
                 <w:rFonts w:ascii="Avenir Next" w:hAnsi="Avenir Next" w:cs="Avenir Next" w:eastAsia="Avenir Next"/>
                 <w:color w:val="1A1A1A"/>
-                <w:sz w:val="20"/>
+                <w:sz w:val="22"/>
                 <w:szCs w:val="20"/>
               </w:rPr>
               <w:t xml:space="preserve">You will find the 4 equal triangles of a square pyramid, like 4 × (½ × 8 × 11) for the gift topper.</w:t>
@@ -203,6 +205,7 @@
           </w:tcPr>
           <w:p>
             <w:pPr>
+              <w:pStyle w:val="Heading2"/>
               <w:spacing w:before="0" w:after="0" w:line="252" w:lineRule="auto"/>
             </w:pPr>
             <w:r>
@@ -232,7 +235,7 @@
               <w:rPr>
                 <w:rFonts w:ascii="Avenir Next" w:hAnsi="Avenir Next" w:cs="Avenir Next" w:eastAsia="Avenir Next"/>
                 <w:color w:val="1A1A1A"/>
-                <w:sz w:val="20"/>
+                <w:sz w:val="22"/>
                 <w:szCs w:val="20"/>
               </w:rPr>
               <w:t xml:space="preserve">Multiply one face by 4, like 4 × 24.  </w:t>
@@ -242,7 +245,7 @@
                 <w:rFonts w:ascii="Avenir Next" w:hAnsi="Avenir Next" w:cs="Avenir Next" w:eastAsia="Avenir Next"/>
                 <w:b/>
                 <w:color w:val="1A1A1A"/>
-                <w:sz w:val="20"/>
+                <w:sz w:val="22"/>
                 <w:szCs w:val="20"/>
               </w:rPr>
               <w:t xml:space="preserve">You will use it in Practice Form A, problems 3, 4, and 7.</w:t>
@@ -253,6 +256,7 @@
     </w:tbl>
     <w:p>
       <w:pPr>
+        <w:pStyle w:val="Heading2"/>
         <w:keepNext/>
         <w:pBdr>
           <w:bottom w:val="single" w:sz="8" w:space="3" w:color="003A70"/>
@@ -268,7 +272,7 @@
           <w:b/>
           <w:color w:val="003A70"/>
           <w:spacing w:val="14"/>
-          <w:sz w:val="19"/>
+          <w:sz w:val="22"/>
           <w:szCs w:val="19"/>
         </w:rPr>
         <w:t xml:space="preserve">STEPS TO FOLLOW</w:t>
@@ -287,7 +291,7 @@
           <w:rFonts w:ascii="Avenir Next" w:hAnsi="Avenir Next" w:cs="Avenir Next" w:eastAsia="Avenir Next"/>
           <w:i/>
           <w:color w:val="5A5F66"/>
-          <w:sz w:val="17"/>
+          <w:sz w:val="22"/>
           <w:szCs w:val="17"/>
         </w:rPr>
         <w:t xml:space="preserve">use these same steps on every problem</w:t>
@@ -329,6 +333,7 @@
           </w:tcPr>
           <w:p>
             <w:pPr>
+              <w:pStyle w:val="Heading1"/>
               <w:spacing w:before="0" w:after="0" w:line="240" w:lineRule="auto"/>
               <w:jc w:val="center"/>
             </w:pPr>
@@ -358,7 +363,7 @@
                 <w:rFonts w:ascii="Avenir Next" w:hAnsi="Avenir Next" w:cs="Avenir Next" w:eastAsia="Avenir Next"/>
                 <w:b/>
                 <w:color w:val="1A1A1A"/>
-                <w:sz w:val="21"/>
+                <w:sz w:val="22"/>
                 <w:szCs w:val="21"/>
               </w:rPr>
               <w:t xml:space="preserve">Find</w:t>
@@ -367,7 +372,7 @@
               <w:rPr>
                 <w:rFonts w:ascii="Avenir Next" w:hAnsi="Avenir Next" w:cs="Avenir Next" w:eastAsia="Avenir Next"/>
                 <w:color w:val="1A1A1A"/>
-                <w:sz w:val="21"/>
+                <w:sz w:val="22"/>
                 <w:szCs w:val="21"/>
               </w:rPr>
               <w:t xml:space="preserve"> the area of one face.</w:t>
@@ -386,6 +391,7 @@
           </w:tcPr>
           <w:p>
             <w:pPr>
+              <w:pStyle w:val="Heading1"/>
               <w:spacing w:before="0" w:after="0" w:line="240" w:lineRule="auto"/>
               <w:jc w:val="center"/>
             </w:pPr>
@@ -415,7 +421,7 @@
                 <w:rFonts w:ascii="Avenir Next" w:hAnsi="Avenir Next" w:cs="Avenir Next" w:eastAsia="Avenir Next"/>
                 <w:b/>
                 <w:color w:val="1A1A1A"/>
-                <w:sz w:val="21"/>
+                <w:sz w:val="22"/>
                 <w:szCs w:val="21"/>
               </w:rPr>
               <w:t xml:space="preserve">Double</w:t>
@@ -424,7 +430,7 @@
               <w:rPr>
                 <w:rFonts w:ascii="Avenir Next" w:hAnsi="Avenir Next" w:cs="Avenir Next" w:eastAsia="Avenir Next"/>
                 <w:color w:val="1A1A1A"/>
-                <w:sz w:val="21"/>
+                <w:sz w:val="22"/>
                 <w:szCs w:val="21"/>
               </w:rPr>
               <w:t xml:space="preserve"> it.</w:t>
@@ -443,6 +449,7 @@
           </w:tcPr>
           <w:p>
             <w:pPr>
+              <w:pStyle w:val="Heading1"/>
               <w:spacing w:before="0" w:after="0" w:line="240" w:lineRule="auto"/>
               <w:jc w:val="center"/>
             </w:pPr>
@@ -472,7 +479,7 @@
                 <w:rFonts w:ascii="Avenir Next" w:hAnsi="Avenir Next" w:cs="Avenir Next" w:eastAsia="Avenir Next"/>
                 <w:b/>
                 <w:color w:val="1A1A1A"/>
-                <w:sz w:val="21"/>
+                <w:sz w:val="22"/>
                 <w:szCs w:val="21"/>
               </w:rPr>
               <w:t xml:space="preserve">Double</w:t>
@@ -481,7 +488,7 @@
               <w:rPr>
                 <w:rFonts w:ascii="Avenir Next" w:hAnsi="Avenir Next" w:cs="Avenir Next" w:eastAsia="Avenir Next"/>
                 <w:color w:val="1A1A1A"/>
-                <w:sz w:val="21"/>
+                <w:sz w:val="22"/>
                 <w:szCs w:val="21"/>
               </w:rPr>
               <w:t xml:space="preserve"> again. That is 4 times the face.</w:t>
@@ -492,6 +499,7 @@
     </w:tbl>
     <w:p>
       <w:pPr>
+        <w:pStyle w:val="Heading2"/>
         <w:keepNext/>
         <w:pBdr>
           <w:bottom w:val="single" w:sz="8" w:space="3" w:color="003A70"/>
@@ -507,7 +515,7 @@
           <w:b/>
           <w:color w:val="003A70"/>
           <w:spacing w:val="14"/>
-          <w:sz w:val="19"/>
+          <w:sz w:val="22"/>
           <w:szCs w:val="19"/>
         </w:rPr>
         <w:t xml:space="preserve">WATCH ME</w:t>
@@ -526,7 +534,7 @@
           <w:rFonts w:ascii="Avenir Next" w:hAnsi="Avenir Next" w:cs="Avenir Next" w:eastAsia="Avenir Next"/>
           <w:i/>
           <w:color w:val="5A5F66"/>
-          <w:sz w:val="17"/>
+          <w:sz w:val="22"/>
           <w:szCs w:val="17"/>
         </w:rPr>
         <w:t xml:space="preserve">the steps in action</w:t>
@@ -541,7 +549,7 @@
           <w:rFonts w:ascii="Avenir Next" w:hAnsi="Avenir Next" w:cs="Avenir Next" w:eastAsia="Avenir Next"/>
           <w:b/>
           <w:color w:val="1A1A1A"/>
-          <w:sz w:val="21"/>
+          <w:sz w:val="22"/>
           <w:szCs w:val="21"/>
         </w:rPr>
         <w:t xml:space="preserve">Four equal faces are each 24 in². Find their total area.</w:t>
@@ -560,25 +568,25 @@
           <w:rFonts w:ascii="Avenir Next" w:hAnsi="Avenir Next" w:cs="Avenir Next" w:eastAsia="Avenir Next"/>
           <w:b/>
           <w:color w:val="003A70"/>
+          <w:sz w:val="22"/>
+          <w:szCs w:val="19"/>
+        </w:rPr>
+        <w:t xml:space="preserve">Step 1</w:t>
+      </w:r>
+      <w:r>
+        <w:rPr>
+          <w:rFonts w:ascii="Avenir Next" w:hAnsi="Avenir Next" w:cs="Avenir Next" w:eastAsia="Avenir Next"/>
+          <w:color w:val="1A1A1A"/>
           <w:sz w:val="19"/>
           <w:szCs w:val="19"/>
         </w:rPr>
-        <w:t xml:space="preserve">Step 1</w:t>
-      </w:r>
-      <w:r>
-        <w:rPr>
-          <w:rFonts w:ascii="Avenir Next" w:hAnsi="Avenir Next" w:cs="Avenir Next" w:eastAsia="Avenir Next"/>
-          <w:color w:val="1A1A1A"/>
-          <w:sz w:val="19"/>
-          <w:szCs w:val="19"/>
-        </w:rPr>
         <w:tab/>
       </w:r>
       <w:r>
         <w:rPr>
           <w:rFonts w:ascii="Avenir Next" w:hAnsi="Avenir Next" w:cs="Avenir Next" w:eastAsia="Avenir Next"/>
           <w:color w:val="1A1A1A"/>
-          <w:sz w:val="21"/>
+          <w:sz w:val="22"/>
           <w:szCs w:val="21"/>
         </w:rPr>
         <w:t xml:space="preserve">One face: 24 in².</w:t>
@@ -597,25 +605,25 @@
           <w:rFonts w:ascii="Avenir Next" w:hAnsi="Avenir Next" w:cs="Avenir Next" w:eastAsia="Avenir Next"/>
           <w:b/>
           <w:color w:val="003A70"/>
+          <w:sz w:val="22"/>
+          <w:szCs w:val="19"/>
+        </w:rPr>
+        <w:t xml:space="preserve">Step 2</w:t>
+      </w:r>
+      <w:r>
+        <w:rPr>
+          <w:rFonts w:ascii="Avenir Next" w:hAnsi="Avenir Next" w:cs="Avenir Next" w:eastAsia="Avenir Next"/>
+          <w:color w:val="1A1A1A"/>
           <w:sz w:val="19"/>
           <w:szCs w:val="19"/>
         </w:rPr>
-        <w:t xml:space="preserve">Step 2</w:t>
-      </w:r>
-      <w:r>
-        <w:rPr>
-          <w:rFonts w:ascii="Avenir Next" w:hAnsi="Avenir Next" w:cs="Avenir Next" w:eastAsia="Avenir Next"/>
-          <w:color w:val="1A1A1A"/>
-          <w:sz w:val="19"/>
-          <w:szCs w:val="19"/>
-        </w:rPr>
         <w:tab/>
       </w:r>
       <w:r>
         <w:rPr>
           <w:rFonts w:ascii="Avenir Next" w:hAnsi="Avenir Next" w:cs="Avenir Next" w:eastAsia="Avenir Next"/>
           <w:color w:val="1A1A1A"/>
-          <w:sz w:val="21"/>
+          <w:sz w:val="22"/>
           <w:szCs w:val="21"/>
         </w:rPr>
         <w:t xml:space="preserve">Double 24 is 48.</w:t>
@@ -634,25 +642,25 @@
           <w:rFonts w:ascii="Avenir Next" w:hAnsi="Avenir Next" w:cs="Avenir Next" w:eastAsia="Avenir Next"/>
           <w:b/>
           <w:color w:val="003A70"/>
+          <w:sz w:val="22"/>
+          <w:szCs w:val="19"/>
+        </w:rPr>
+        <w:t xml:space="preserve">Step 3</w:t>
+      </w:r>
+      <w:r>
+        <w:rPr>
+          <w:rFonts w:ascii="Avenir Next" w:hAnsi="Avenir Next" w:cs="Avenir Next" w:eastAsia="Avenir Next"/>
+          <w:color w:val="1A1A1A"/>
           <w:sz w:val="19"/>
           <w:szCs w:val="19"/>
         </w:rPr>
-        <w:t xml:space="preserve">Step 3</w:t>
-      </w:r>
-      <w:r>
-        <w:rPr>
-          <w:rFonts w:ascii="Avenir Next" w:hAnsi="Avenir Next" w:cs="Avenir Next" w:eastAsia="Avenir Next"/>
-          <w:color w:val="1A1A1A"/>
-          <w:sz w:val="19"/>
-          <w:szCs w:val="19"/>
-        </w:rPr>
         <w:tab/>
       </w:r>
       <w:r>
         <w:rPr>
           <w:rFonts w:ascii="Avenir Next" w:hAnsi="Avenir Next" w:cs="Avenir Next" w:eastAsia="Avenir Next"/>
           <w:color w:val="1A1A1A"/>
-          <w:sz w:val="21"/>
+          <w:sz w:val="22"/>
           <w:szCs w:val="21"/>
         </w:rPr>
         <w:t xml:space="preserve">Double 48 is 96.</w:t>
@@ -671,18 +679,18 @@
           <w:rFonts w:ascii="Avenir Next" w:hAnsi="Avenir Next" w:cs="Avenir Next" w:eastAsia="Avenir Next"/>
           <w:b/>
           <w:color w:val="1A1A1A"/>
+          <w:sz w:val="22"/>
+          <w:szCs w:val="21"/>
+        </w:rPr>
+        <w:t xml:space="preserve">Answer</w:t>
+      </w:r>
+      <w:r>
+        <w:rPr>
+          <w:rFonts w:ascii="Avenir Next" w:hAnsi="Avenir Next" w:cs="Avenir Next" w:eastAsia="Avenir Next"/>
+          <w:color w:val="1A1A1A"/>
           <w:sz w:val="21"/>
           <w:szCs w:val="21"/>
         </w:rPr>
-        <w:t xml:space="preserve">Answer</w:t>
-      </w:r>
-      <w:r>
-        <w:rPr>
-          <w:rFonts w:ascii="Avenir Next" w:hAnsi="Avenir Next" w:cs="Avenir Next" w:eastAsia="Avenir Next"/>
-          <w:color w:val="1A1A1A"/>
-          <w:sz w:val="21"/>
-          <w:szCs w:val="21"/>
-        </w:rPr>
         <w:tab/>
       </w:r>
       <w:r>
@@ -690,7 +698,7 @@
           <w:rFonts w:ascii="Avenir Next" w:hAnsi="Avenir Next" w:cs="Avenir Next" w:eastAsia="Avenir Next"/>
           <w:b/>
           <w:color w:val="1A1A1A"/>
-          <w:sz w:val="21"/>
+          <w:sz w:val="22"/>
           <w:szCs w:val="21"/>
         </w:rPr>
         <w:t xml:space="preserve">96 in²</w:t>
@@ -698,6 +706,7 @@
     </w:p>
     <w:p>
       <w:pPr>
+        <w:pStyle w:val="Heading2"/>
         <w:keepNext/>
         <w:pBdr>
           <w:bottom w:val="single" w:sz="8" w:space="3" w:color="003A70"/>
@@ -713,7 +722,7 @@
           <w:b/>
           <w:color w:val="003A70"/>
           <w:spacing w:val="14"/>
-          <w:sz w:val="19"/>
+          <w:sz w:val="22"/>
           <w:szCs w:val="19"/>
         </w:rPr>
         <w:t xml:space="preserve">TRY IT WITH HELP</w:t>
@@ -732,7 +741,7 @@
           <w:rFonts w:ascii="Avenir Next" w:hAnsi="Avenir Next" w:cs="Avenir Next" w:eastAsia="Avenir Next"/>
           <w:i/>
           <w:color w:val="5A5F66"/>
-          <w:sz w:val="17"/>
+          <w:sz w:val="22"/>
           <w:szCs w:val="17"/>
         </w:rPr>
         <w:t xml:space="preserve">fill in each step</w:t>
@@ -790,35 +799,35 @@
           <w:rFonts w:ascii="Avenir Next" w:hAnsi="Avenir Next" w:cs="Avenir Next" w:eastAsia="Avenir Next"/>
           <w:b/>
           <w:color w:val="003A70"/>
+          <w:sz w:val="22"/>
+          <w:szCs w:val="18"/>
+        </w:rPr>
+        <w:t xml:space="preserve">Step 1</w:t>
+      </w:r>
+      <w:r>
+        <w:rPr>
+          <w:rFonts w:ascii="Avenir Next" w:hAnsi="Avenir Next" w:cs="Avenir Next" w:eastAsia="Avenir Next"/>
+          <w:color w:val="1A1A1A"/>
           <w:sz w:val="18"/>
           <w:szCs w:val="18"/>
         </w:rPr>
-        <w:t xml:space="preserve">Step 1</w:t>
-      </w:r>
-      <w:r>
-        <w:rPr>
-          <w:rFonts w:ascii="Avenir Next" w:hAnsi="Avenir Next" w:cs="Avenir Next" w:eastAsia="Avenir Next"/>
-          <w:color w:val="1A1A1A"/>
-          <w:sz w:val="18"/>
-          <w:szCs w:val="18"/>
-        </w:rPr>
         <w:tab/>
       </w:r>
       <w:r>
         <w:rPr>
           <w:rFonts w:ascii="Avenir Next" w:hAnsi="Avenir Next" w:cs="Avenir Next" w:eastAsia="Avenir Next"/>
           <w:color w:val="1A1A1A"/>
+          <w:sz w:val="22"/>
+          <w:szCs w:val="21"/>
+        </w:rPr>
+        <w:t xml:space="preserve">One face: </w:t>
+      </w:r>
+      <w:r>
+        <w:rPr>
+          <w:rFonts w:ascii="Avenir Next" w:hAnsi="Avenir Next" w:cs="Avenir Next" w:eastAsia="Avenir Next"/>
+          <w:color w:val="1A1A1A"/>
           <w:sz w:val="21"/>
           <w:szCs w:val="21"/>
-        </w:rPr>
-        <w:t xml:space="preserve">One face: </w:t>
-      </w:r>
-      <w:r>
-        <w:rPr>
-          <w:rFonts w:ascii="Avenir Next" w:hAnsi="Avenir Next" w:cs="Avenir Next" w:eastAsia="Avenir Next"/>
-          <w:color w:val="1A1A1A"/>
-          <w:sz w:val="21"/>
-          <w:szCs w:val="21"/>
           <w:u w:val="single"/>
         </w:rPr>
         <w:t xml:space="preserve">                </w:t>
@@ -827,7 +836,7 @@
         <w:rPr>
           <w:rFonts w:ascii="Avenir Next" w:hAnsi="Avenir Next" w:cs="Avenir Next" w:eastAsia="Avenir Next"/>
           <w:color w:val="1A1A1A"/>
-          <w:sz w:val="21"/>
+          <w:sz w:val="22"/>
           <w:szCs w:val="21"/>
         </w:rPr>
         <w:t xml:space="preserve"> cm²</w:t>
@@ -847,25 +856,25 @@
           <w:rFonts w:ascii="Avenir Next" w:hAnsi="Avenir Next" w:cs="Avenir Next" w:eastAsia="Avenir Next"/>
           <w:b/>
           <w:color w:val="003A70"/>
+          <w:sz w:val="22"/>
+          <w:szCs w:val="18"/>
+        </w:rPr>
+        <w:t xml:space="preserve">Step 2</w:t>
+      </w:r>
+      <w:r>
+        <w:rPr>
+          <w:rFonts w:ascii="Avenir Next" w:hAnsi="Avenir Next" w:cs="Avenir Next" w:eastAsia="Avenir Next"/>
+          <w:color w:val="1A1A1A"/>
           <w:sz w:val="18"/>
           <w:szCs w:val="18"/>
         </w:rPr>
-        <w:t xml:space="preserve">Step 2</w:t>
-      </w:r>
-      <w:r>
-        <w:rPr>
-          <w:rFonts w:ascii="Avenir Next" w:hAnsi="Avenir Next" w:cs="Avenir Next" w:eastAsia="Avenir Next"/>
-          <w:color w:val="1A1A1A"/>
-          <w:sz w:val="18"/>
-          <w:szCs w:val="18"/>
-        </w:rPr>
         <w:tab/>
       </w:r>
       <w:r>
         <w:rPr>
           <w:rFonts w:ascii="Avenir Next" w:hAnsi="Avenir Next" w:cs="Avenir Next" w:eastAsia="Avenir Next"/>
           <w:color w:val="1A1A1A"/>
-          <w:sz w:val="21"/>
+          <w:sz w:val="22"/>
           <w:szCs w:val="21"/>
         </w:rPr>
         <w:t xml:space="preserve">Double 35 is </w:t>
@@ -895,35 +904,35 @@
           <w:rFonts w:ascii="Avenir Next" w:hAnsi="Avenir Next" w:cs="Avenir Next" w:eastAsia="Avenir Next"/>
           <w:b/>
           <w:color w:val="003A70"/>
+          <w:sz w:val="22"/>
+          <w:szCs w:val="18"/>
+        </w:rPr>
+        <w:t xml:space="preserve">Step 3</w:t>
+      </w:r>
+      <w:r>
+        <w:rPr>
+          <w:rFonts w:ascii="Avenir Next" w:hAnsi="Avenir Next" w:cs="Avenir Next" w:eastAsia="Avenir Next"/>
+          <w:color w:val="1A1A1A"/>
           <w:sz w:val="18"/>
           <w:szCs w:val="18"/>
         </w:rPr>
-        <w:t xml:space="preserve">Step 3</w:t>
-      </w:r>
-      <w:r>
-        <w:rPr>
-          <w:rFonts w:ascii="Avenir Next" w:hAnsi="Avenir Next" w:cs="Avenir Next" w:eastAsia="Avenir Next"/>
-          <w:color w:val="1A1A1A"/>
-          <w:sz w:val="18"/>
-          <w:szCs w:val="18"/>
-        </w:rPr>
         <w:tab/>
       </w:r>
       <w:r>
         <w:rPr>
           <w:rFonts w:ascii="Avenir Next" w:hAnsi="Avenir Next" w:cs="Avenir Next" w:eastAsia="Avenir Next"/>
           <w:color w:val="1A1A1A"/>
+          <w:sz w:val="22"/>
+          <w:szCs w:val="21"/>
+        </w:rPr>
+        <w:t xml:space="preserve">Double 70 is </w:t>
+      </w:r>
+      <w:r>
+        <w:rPr>
+          <w:rFonts w:ascii="Avenir Next" w:hAnsi="Avenir Next" w:cs="Avenir Next" w:eastAsia="Avenir Next"/>
+          <w:color w:val="1A1A1A"/>
           <w:sz w:val="21"/>
           <w:szCs w:val="21"/>
-        </w:rPr>
-        <w:t xml:space="preserve">Double 70 is </w:t>
-      </w:r>
-      <w:r>
-        <w:rPr>
-          <w:rFonts w:ascii="Avenir Next" w:hAnsi="Avenir Next" w:cs="Avenir Next" w:eastAsia="Avenir Next"/>
-          <w:color w:val="1A1A1A"/>
-          <w:sz w:val="21"/>
-          <w:szCs w:val="21"/>
           <w:u w:val="single"/>
         </w:rPr>
         <w:t xml:space="preserve">                </w:t>
@@ -932,7 +941,7 @@
         <w:rPr>
           <w:rFonts w:ascii="Avenir Next" w:hAnsi="Avenir Next" w:cs="Avenir Next" w:eastAsia="Avenir Next"/>
           <w:color w:val="1A1A1A"/>
-          <w:sz w:val="21"/>
+          <w:sz w:val="22"/>
           <w:szCs w:val="21"/>
         </w:rPr>
         <w:t xml:space="preserve"> cm²</w:t>
@@ -995,35 +1004,35 @@
           <w:rFonts w:ascii="Avenir Next" w:hAnsi="Avenir Next" w:cs="Avenir Next" w:eastAsia="Avenir Next"/>
           <w:b/>
           <w:color w:val="003A70"/>
+          <w:sz w:val="22"/>
+          <w:szCs w:val="18"/>
+        </w:rPr>
+        <w:t xml:space="preserve">Step 1</w:t>
+      </w:r>
+      <w:r>
+        <w:rPr>
+          <w:rFonts w:ascii="Avenir Next" w:hAnsi="Avenir Next" w:cs="Avenir Next" w:eastAsia="Avenir Next"/>
+          <w:color w:val="1A1A1A"/>
           <w:sz w:val="18"/>
           <w:szCs w:val="18"/>
         </w:rPr>
-        <w:t xml:space="preserve">Step 1</w:t>
-      </w:r>
-      <w:r>
-        <w:rPr>
-          <w:rFonts w:ascii="Avenir Next" w:hAnsi="Avenir Next" w:cs="Avenir Next" w:eastAsia="Avenir Next"/>
-          <w:color w:val="1A1A1A"/>
-          <w:sz w:val="18"/>
-          <w:szCs w:val="18"/>
-        </w:rPr>
         <w:tab/>
       </w:r>
       <w:r>
         <w:rPr>
           <w:rFonts w:ascii="Avenir Next" w:hAnsi="Avenir Next" w:cs="Avenir Next" w:eastAsia="Avenir Next"/>
           <w:color w:val="1A1A1A"/>
+          <w:sz w:val="22"/>
+          <w:szCs w:val="21"/>
+        </w:rPr>
+        <w:t xml:space="preserve">One face: </w:t>
+      </w:r>
+      <w:r>
+        <w:rPr>
+          <w:rFonts w:ascii="Avenir Next" w:hAnsi="Avenir Next" w:cs="Avenir Next" w:eastAsia="Avenir Next"/>
+          <w:color w:val="1A1A1A"/>
           <w:sz w:val="21"/>
           <w:szCs w:val="21"/>
-        </w:rPr>
-        <w:t xml:space="preserve">One face: </w:t>
-      </w:r>
-      <w:r>
-        <w:rPr>
-          <w:rFonts w:ascii="Avenir Next" w:hAnsi="Avenir Next" w:cs="Avenir Next" w:eastAsia="Avenir Next"/>
-          <w:color w:val="1A1A1A"/>
-          <w:sz w:val="21"/>
-          <w:szCs w:val="21"/>
           <w:u w:val="single"/>
         </w:rPr>
         <w:t xml:space="preserve">                </w:t>
@@ -1032,7 +1041,7 @@
         <w:rPr>
           <w:rFonts w:ascii="Avenir Next" w:hAnsi="Avenir Next" w:cs="Avenir Next" w:eastAsia="Avenir Next"/>
           <w:color w:val="1A1A1A"/>
-          <w:sz w:val="21"/>
+          <w:sz w:val="22"/>
           <w:szCs w:val="21"/>
         </w:rPr>
         <w:t xml:space="preserve"> m²</w:t>
@@ -1052,25 +1061,25 @@
           <w:rFonts w:ascii="Avenir Next" w:hAnsi="Avenir Next" w:cs="Avenir Next" w:eastAsia="Avenir Next"/>
           <w:b/>
           <w:color w:val="003A70"/>
+          <w:sz w:val="22"/>
+          <w:szCs w:val="18"/>
+        </w:rPr>
+        <w:t xml:space="preserve">Step 2</w:t>
+      </w:r>
+      <w:r>
+        <w:rPr>
+          <w:rFonts w:ascii="Avenir Next" w:hAnsi="Avenir Next" w:cs="Avenir Next" w:eastAsia="Avenir Next"/>
+          <w:color w:val="1A1A1A"/>
           <w:sz w:val="18"/>
           <w:szCs w:val="18"/>
         </w:rPr>
-        <w:t xml:space="preserve">Step 2</w:t>
-      </w:r>
-      <w:r>
-        <w:rPr>
-          <w:rFonts w:ascii="Avenir Next" w:hAnsi="Avenir Next" w:cs="Avenir Next" w:eastAsia="Avenir Next"/>
-          <w:color w:val="1A1A1A"/>
-          <w:sz w:val="18"/>
-          <w:szCs w:val="18"/>
-        </w:rPr>
         <w:tab/>
       </w:r>
       <w:r>
         <w:rPr>
           <w:rFonts w:ascii="Avenir Next" w:hAnsi="Avenir Next" w:cs="Avenir Next" w:eastAsia="Avenir Next"/>
           <w:color w:val="1A1A1A"/>
-          <w:sz w:val="21"/>
+          <w:sz w:val="22"/>
           <w:szCs w:val="21"/>
         </w:rPr>
         <w:t xml:space="preserve">Double 18 is </w:t>
@@ -1100,35 +1109,35 @@
           <w:rFonts w:ascii="Avenir Next" w:hAnsi="Avenir Next" w:cs="Avenir Next" w:eastAsia="Avenir Next"/>
           <w:b/>
           <w:color w:val="003A70"/>
+          <w:sz w:val="22"/>
+          <w:szCs w:val="18"/>
+        </w:rPr>
+        <w:t xml:space="preserve">Step 3</w:t>
+      </w:r>
+      <w:r>
+        <w:rPr>
+          <w:rFonts w:ascii="Avenir Next" w:hAnsi="Avenir Next" w:cs="Avenir Next" w:eastAsia="Avenir Next"/>
+          <w:color w:val="1A1A1A"/>
           <w:sz w:val="18"/>
           <w:szCs w:val="18"/>
         </w:rPr>
-        <w:t xml:space="preserve">Step 3</w:t>
-      </w:r>
-      <w:r>
-        <w:rPr>
-          <w:rFonts w:ascii="Avenir Next" w:hAnsi="Avenir Next" w:cs="Avenir Next" w:eastAsia="Avenir Next"/>
-          <w:color w:val="1A1A1A"/>
-          <w:sz w:val="18"/>
-          <w:szCs w:val="18"/>
-        </w:rPr>
         <w:tab/>
       </w:r>
       <w:r>
         <w:rPr>
           <w:rFonts w:ascii="Avenir Next" w:hAnsi="Avenir Next" w:cs="Avenir Next" w:eastAsia="Avenir Next"/>
           <w:color w:val="1A1A1A"/>
+          <w:sz w:val="22"/>
+          <w:szCs w:val="21"/>
+        </w:rPr>
+        <w:t xml:space="preserve">Double 36 is </w:t>
+      </w:r>
+      <w:r>
+        <w:rPr>
+          <w:rFonts w:ascii="Avenir Next" w:hAnsi="Avenir Next" w:cs="Avenir Next" w:eastAsia="Avenir Next"/>
+          <w:color w:val="1A1A1A"/>
           <w:sz w:val="21"/>
           <w:szCs w:val="21"/>
-        </w:rPr>
-        <w:t xml:space="preserve">Double 36 is </w:t>
-      </w:r>
-      <w:r>
-        <w:rPr>
-          <w:rFonts w:ascii="Avenir Next" w:hAnsi="Avenir Next" w:cs="Avenir Next" w:eastAsia="Avenir Next"/>
-          <w:color w:val="1A1A1A"/>
-          <w:sz w:val="21"/>
-          <w:szCs w:val="21"/>
           <w:u w:val="single"/>
         </w:rPr>
         <w:t xml:space="preserve">                </w:t>
@@ -1137,7 +1146,7 @@
         <w:rPr>
           <w:rFonts w:ascii="Avenir Next" w:hAnsi="Avenir Next" w:cs="Avenir Next" w:eastAsia="Avenir Next"/>
           <w:color w:val="1A1A1A"/>
-          <w:sz w:val="21"/>
+          <w:sz w:val="22"/>
           <w:szCs w:val="21"/>
         </w:rPr>
         <w:t xml:space="preserve"> m²</w:t>
@@ -1150,6 +1159,7 @@
     </w:p>
     <w:p>
       <w:pPr>
+        <w:pStyle w:val="Heading2"/>
         <w:keepNext/>
         <w:pBdr>
           <w:bottom w:val="single" w:sz="8" w:space="3" w:color="003A70"/>
@@ -1165,7 +1175,7 @@
           <w:b/>
           <w:color w:val="003A70"/>
           <w:spacing w:val="14"/>
-          <w:sz w:val="19"/>
+          <w:sz w:val="22"/>
           <w:szCs w:val="19"/>
         </w:rPr>
         <w:t xml:space="preserve">YOUR TURN</w:t>
@@ -1184,7 +1194,7 @@
           <w:rFonts w:ascii="Avenir Next" w:hAnsi="Avenir Next" w:cs="Avenir Next" w:eastAsia="Avenir Next"/>
           <w:i/>
           <w:color w:val="5A5F66"/>
-          <w:sz w:val="17"/>
+          <w:sz w:val="22"/>
           <w:szCs w:val="17"/>
         </w:rPr>
         <w:t xml:space="preserve">use the steps on your own</w:t>
@@ -1356,7 +1366,7 @@
                       <w:szCs w:val="22"/>
                       <w:u w:val="single"/>
                     </w:rPr>
-                    <w:t xml:space="preserve">        </w:t>
+                    <w:t xml:space="preserve">            </w:t>
                   </w:r>
                 </w:p>
               </w:tc>
@@ -1418,7 +1428,7 @@
                       <w:szCs w:val="22"/>
                       <w:u w:val="single"/>
                     </w:rPr>
-                    <w:t xml:space="preserve">        </w:t>
+                    <w:t xml:space="preserve">            </w:t>
                   </w:r>
                 </w:p>
               </w:tc>
@@ -1480,7 +1490,7 @@
                       <w:szCs w:val="22"/>
                       <w:u w:val="single"/>
                     </w:rPr>
-                    <w:t xml:space="preserve">        </w:t>
+                    <w:t xml:space="preserve">            </w:t>
                   </w:r>
                 </w:p>
               </w:tc>
@@ -1548,7 +1558,7 @@
                       <w:szCs w:val="22"/>
                       <w:u w:val="single"/>
                     </w:rPr>
-                    <w:t xml:space="preserve">        </w:t>
+                    <w:t xml:space="preserve">            </w:t>
                   </w:r>
                 </w:p>
               </w:tc>
@@ -1610,7 +1620,7 @@
                       <w:szCs w:val="22"/>
                       <w:u w:val="single"/>
                     </w:rPr>
-                    <w:t xml:space="preserve">        </w:t>
+                    <w:t xml:space="preserve">            </w:t>
                   </w:r>
                 </w:p>
               </w:tc>
@@ -1672,7 +1682,7 @@
                       <w:szCs w:val="22"/>
                       <w:u w:val="single"/>
                     </w:rPr>
-                    <w:t xml:space="preserve">        </w:t>
+                    <w:t xml:space="preserve">            </w:t>
                   </w:r>
                 </w:p>
               </w:tc>
@@ -1704,7 +1714,7 @@
           <w:caps/>
           <w:color w:val="003A70"/>
           <w:spacing w:val="12"/>
-          <w:sz w:val="19"/>
+          <w:sz w:val="22"/>
           <w:szCs w:val="19"/>
         </w:rPr>
         <w:t xml:space="preserve">Lesson 5-8  ·  Session 1  ·  Prerequisite Practice A  ·  Skill 2 of 2</w:t>
@@ -1712,6 +1722,7 @@
     </w:p>
     <w:p>
       <w:pPr>
+        <w:pStyle w:val="Heading1"/>
         <w:keepNext/>
         <w:spacing w:before="0" w:after="10" w:line="240" w:lineRule="auto"/>
       </w:pPr>
@@ -1737,7 +1748,7 @@
         <w:rPr>
           <w:rFonts w:ascii="Avenir Next" w:hAnsi="Avenir Next" w:cs="Avenir Next" w:eastAsia="Avenir Next"/>
           <w:color w:val="5A5F66"/>
-          <w:sz w:val="17"/>
+          <w:sz w:val="22"/>
           <w:szCs w:val="17"/>
         </w:rPr>
         <w:t xml:space="preserve">Builds on Grade 4 · 4.MD.A.3</w:t>
@@ -1780,6 +1791,7 @@
           </w:tcPr>
           <w:p>
             <w:pPr>
+              <w:pStyle w:val="Heading2"/>
               <w:spacing w:before="0" w:after="0" w:line="252" w:lineRule="auto"/>
             </w:pPr>
             <w:r>
@@ -1809,7 +1821,7 @@
               <w:rPr>
                 <w:rFonts w:ascii="Avenir Next" w:hAnsi="Avenir Next" w:cs="Avenir Next" w:eastAsia="Avenir Next"/>
                 <w:color w:val="1A1A1A"/>
-                <w:sz w:val="20"/>
+                <w:sz w:val="22"/>
                 <w:szCs w:val="20"/>
               </w:rPr>
               <w:t xml:space="preserve">You will find a pyramid’s square base, like 16 cm × 16 cm.</w:t>
@@ -1829,6 +1841,7 @@
           </w:tcPr>
           <w:p>
             <w:pPr>
+              <w:pStyle w:val="Heading2"/>
               <w:spacing w:before="0" w:after="0" w:line="252" w:lineRule="auto"/>
             </w:pPr>
             <w:r>
@@ -1858,7 +1871,7 @@
               <w:rPr>
                 <w:rFonts w:ascii="Avenir Next" w:hAnsi="Avenir Next" w:cs="Avenir Next" w:eastAsia="Avenir Next"/>
                 <w:color w:val="1A1A1A"/>
-                <w:sz w:val="20"/>
+                <w:sz w:val="22"/>
                 <w:szCs w:val="20"/>
               </w:rPr>
               <w:t xml:space="preserve">Find a square’s area: side × side, like 19 × 19.  </w:t>
@@ -1868,7 +1881,7 @@
                 <w:rFonts w:ascii="Avenir Next" w:hAnsi="Avenir Next" w:cs="Avenir Next" w:eastAsia="Avenir Next"/>
                 <w:b/>
                 <w:color w:val="1A1A1A"/>
-                <w:sz w:val="20"/>
+                <w:sz w:val="22"/>
                 <w:szCs w:val="20"/>
               </w:rPr>
               <w:t xml:space="preserve">You will use it in Practice Form A, problems 2, 4, and 7.</w:t>
@@ -1879,6 +1892,7 @@
     </w:tbl>
     <w:p>
       <w:pPr>
+        <w:pStyle w:val="Heading2"/>
         <w:keepNext/>
         <w:pBdr>
           <w:bottom w:val="single" w:sz="8" w:space="3" w:color="003A70"/>
@@ -1894,7 +1908,7 @@
           <w:b/>
           <w:color w:val="003A70"/>
           <w:spacing w:val="14"/>
-          <w:sz w:val="19"/>
+          <w:sz w:val="22"/>
           <w:szCs w:val="19"/>
         </w:rPr>
         <w:t xml:space="preserve">STEPS TO FOLLOW</w:t>
@@ -1913,7 +1927,7 @@
           <w:rFonts w:ascii="Avenir Next" w:hAnsi="Avenir Next" w:cs="Avenir Next" w:eastAsia="Avenir Next"/>
           <w:i/>
           <w:color w:val="5A5F66"/>
-          <w:sz w:val="17"/>
+          <w:sz w:val="22"/>
           <w:szCs w:val="17"/>
         </w:rPr>
         <w:t xml:space="preserve">use these same steps on every problem</w:t>
@@ -1955,6 +1969,7 @@
           </w:tcPr>
           <w:p>
             <w:pPr>
+              <w:pStyle w:val="Heading1"/>
               <w:spacing w:before="0" w:after="0" w:line="240" w:lineRule="auto"/>
               <w:jc w:val="center"/>
             </w:pPr>
@@ -1984,7 +1999,7 @@
                 <w:rFonts w:ascii="Avenir Next" w:hAnsi="Avenir Next" w:cs="Avenir Next" w:eastAsia="Avenir Next"/>
                 <w:b/>
                 <w:color w:val="1A1A1A"/>
-                <w:sz w:val="21"/>
+                <w:sz w:val="22"/>
                 <w:szCs w:val="21"/>
               </w:rPr>
               <w:t xml:space="preserve">Break</w:t>
@@ -1993,7 +2008,7 @@
               <w:rPr>
                 <w:rFonts w:ascii="Avenir Next" w:hAnsi="Avenir Next" w:cs="Avenir Next" w:eastAsia="Avenir Next"/>
                 <w:color w:val="1A1A1A"/>
-                <w:sz w:val="21"/>
+                <w:sz w:val="22"/>
                 <w:szCs w:val="21"/>
               </w:rPr>
               <w:t xml:space="preserve"> the side into tens and ones.</w:t>
@@ -2012,6 +2027,7 @@
           </w:tcPr>
           <w:p>
             <w:pPr>
+              <w:pStyle w:val="Heading1"/>
               <w:spacing w:before="0" w:after="0" w:line="240" w:lineRule="auto"/>
               <w:jc w:val="center"/>
             </w:pPr>
@@ -2041,7 +2057,7 @@
                 <w:rFonts w:ascii="Avenir Next" w:hAnsi="Avenir Next" w:cs="Avenir Next" w:eastAsia="Avenir Next"/>
                 <w:b/>
                 <w:color w:val="1A1A1A"/>
-                <w:sz w:val="21"/>
+                <w:sz w:val="22"/>
                 <w:szCs w:val="21"/>
               </w:rPr>
               <w:t xml:space="preserve">Multiply</w:t>
@@ -2050,7 +2066,7 @@
               <w:rPr>
                 <w:rFonts w:ascii="Avenir Next" w:hAnsi="Avenir Next" w:cs="Avenir Next" w:eastAsia="Avenir Next"/>
                 <w:color w:val="1A1A1A"/>
-                <w:sz w:val="21"/>
+                <w:sz w:val="22"/>
                 <w:szCs w:val="21"/>
               </w:rPr>
               <w:t xml:space="preserve"> each part by the side.</w:t>
@@ -2069,6 +2085,7 @@
           </w:tcPr>
           <w:p>
             <w:pPr>
+              <w:pStyle w:val="Heading1"/>
               <w:spacing w:before="0" w:after="0" w:line="240" w:lineRule="auto"/>
               <w:jc w:val="center"/>
             </w:pPr>
@@ -2098,7 +2115,7 @@
                 <w:rFonts w:ascii="Avenir Next" w:hAnsi="Avenir Next" w:cs="Avenir Next" w:eastAsia="Avenir Next"/>
                 <w:b/>
                 <w:color w:val="1A1A1A"/>
-                <w:sz w:val="21"/>
+                <w:sz w:val="22"/>
                 <w:szCs w:val="21"/>
               </w:rPr>
               <w:t xml:space="preserve">Add</w:t>
@@ -2107,7 +2124,7 @@
               <w:rPr>
                 <w:rFonts w:ascii="Avenir Next" w:hAnsi="Avenir Next" w:cs="Avenir Next" w:eastAsia="Avenir Next"/>
                 <w:color w:val="1A1A1A"/>
-                <w:sz w:val="21"/>
+                <w:sz w:val="22"/>
                 <w:szCs w:val="21"/>
               </w:rPr>
               <w:t xml:space="preserve"> the parts. Write square units.</w:t>
@@ -2118,6 +2135,7 @@
     </w:tbl>
     <w:p>
       <w:pPr>
+        <w:pStyle w:val="Heading2"/>
         <w:keepNext/>
         <w:pBdr>
           <w:bottom w:val="single" w:sz="8" w:space="3" w:color="003A70"/>
@@ -2133,7 +2151,7 @@
           <w:b/>
           <w:color w:val="003A70"/>
           <w:spacing w:val="14"/>
-          <w:sz w:val="19"/>
+          <w:sz w:val="22"/>
           <w:szCs w:val="19"/>
         </w:rPr>
         <w:t xml:space="preserve">WATCH ME</w:t>
@@ -2152,7 +2170,7 @@
           <w:rFonts w:ascii="Avenir Next" w:hAnsi="Avenir Next" w:cs="Avenir Next" w:eastAsia="Avenir Next"/>
           <w:i/>
           <w:color w:val="5A5F66"/>
-          <w:sz w:val="17"/>
+          <w:sz w:val="22"/>
           <w:szCs w:val="17"/>
         </w:rPr>
         <w:t xml:space="preserve">the steps in action</w:t>
@@ -2167,7 +2185,7 @@
           <w:rFonts w:ascii="Avenir Next" w:hAnsi="Avenir Next" w:cs="Avenir Next" w:eastAsia="Avenir Next"/>
           <w:b/>
           <w:color w:val="1A1A1A"/>
-          <w:sz w:val="21"/>
+          <w:sz w:val="22"/>
           <w:szCs w:val="21"/>
         </w:rPr>
         <w:t xml:space="preserve">A square base is 19 cm on each side. Find its area.</w:t>
@@ -2186,25 +2204,25 @@
           <w:rFonts w:ascii="Avenir Next" w:hAnsi="Avenir Next" w:cs="Avenir Next" w:eastAsia="Avenir Next"/>
           <w:b/>
           <w:color w:val="003A70"/>
+          <w:sz w:val="22"/>
+          <w:szCs w:val="19"/>
+        </w:rPr>
+        <w:t xml:space="preserve">Step 1</w:t>
+      </w:r>
+      <w:r>
+        <w:rPr>
+          <w:rFonts w:ascii="Avenir Next" w:hAnsi="Avenir Next" w:cs="Avenir Next" w:eastAsia="Avenir Next"/>
+          <w:color w:val="1A1A1A"/>
           <w:sz w:val="19"/>
           <w:szCs w:val="19"/>
         </w:rPr>
-        <w:t xml:space="preserve">Step 1</w:t>
-      </w:r>
-      <w:r>
-        <w:rPr>
-          <w:rFonts w:ascii="Avenir Next" w:hAnsi="Avenir Next" w:cs="Avenir Next" w:eastAsia="Avenir Next"/>
-          <w:color w:val="1A1A1A"/>
-          <w:sz w:val="19"/>
-          <w:szCs w:val="19"/>
-        </w:rPr>
         <w:tab/>
       </w:r>
       <w:r>
         <w:rPr>
           <w:rFonts w:ascii="Avenir Next" w:hAnsi="Avenir Next" w:cs="Avenir Next" w:eastAsia="Avenir Next"/>
           <w:color w:val="1A1A1A"/>
-          <w:sz w:val="21"/>
+          <w:sz w:val="22"/>
           <w:szCs w:val="21"/>
         </w:rPr>
         <w:t xml:space="preserve">19 = 10 + 9.</w:t>
@@ -2223,25 +2241,25 @@
           <w:rFonts w:ascii="Avenir Next" w:hAnsi="Avenir Next" w:cs="Avenir Next" w:eastAsia="Avenir Next"/>
           <w:b/>
           <w:color w:val="003A70"/>
+          <w:sz w:val="22"/>
+          <w:szCs w:val="19"/>
+        </w:rPr>
+        <w:t xml:space="preserve">Step 2</w:t>
+      </w:r>
+      <w:r>
+        <w:rPr>
+          <w:rFonts w:ascii="Avenir Next" w:hAnsi="Avenir Next" w:cs="Avenir Next" w:eastAsia="Avenir Next"/>
+          <w:color w:val="1A1A1A"/>
           <w:sz w:val="19"/>
           <w:szCs w:val="19"/>
         </w:rPr>
-        <w:t xml:space="preserve">Step 2</w:t>
-      </w:r>
-      <w:r>
-        <w:rPr>
-          <w:rFonts w:ascii="Avenir Next" w:hAnsi="Avenir Next" w:cs="Avenir Next" w:eastAsia="Avenir Next"/>
-          <w:color w:val="1A1A1A"/>
-          <w:sz w:val="19"/>
-          <w:szCs w:val="19"/>
-        </w:rPr>
         <w:tab/>
       </w:r>
       <w:r>
         <w:rPr>
           <w:rFonts w:ascii="Avenir Next" w:hAnsi="Avenir Next" w:cs="Avenir Next" w:eastAsia="Avenir Next"/>
           <w:color w:val="1A1A1A"/>
-          <w:sz w:val="21"/>
+          <w:sz w:val="22"/>
           <w:szCs w:val="21"/>
         </w:rPr>
         <w:t xml:space="preserve">10 × 19 = 190 and 9 × 19 = 171.</w:t>
@@ -2260,25 +2278,25 @@
           <w:rFonts w:ascii="Avenir Next" w:hAnsi="Avenir Next" w:cs="Avenir Next" w:eastAsia="Avenir Next"/>
           <w:b/>
           <w:color w:val="003A70"/>
+          <w:sz w:val="22"/>
+          <w:szCs w:val="19"/>
+        </w:rPr>
+        <w:t xml:space="preserve">Step 3</w:t>
+      </w:r>
+      <w:r>
+        <w:rPr>
+          <w:rFonts w:ascii="Avenir Next" w:hAnsi="Avenir Next" w:cs="Avenir Next" w:eastAsia="Avenir Next"/>
+          <w:color w:val="1A1A1A"/>
           <w:sz w:val="19"/>
           <w:szCs w:val="19"/>
         </w:rPr>
-        <w:t xml:space="preserve">Step 3</w:t>
-      </w:r>
-      <w:r>
-        <w:rPr>
-          <w:rFonts w:ascii="Avenir Next" w:hAnsi="Avenir Next" w:cs="Avenir Next" w:eastAsia="Avenir Next"/>
-          <w:color w:val="1A1A1A"/>
-          <w:sz w:val="19"/>
-          <w:szCs w:val="19"/>
-        </w:rPr>
         <w:tab/>
       </w:r>
       <w:r>
         <w:rPr>
           <w:rFonts w:ascii="Avenir Next" w:hAnsi="Avenir Next" w:cs="Avenir Next" w:eastAsia="Avenir Next"/>
           <w:color w:val="1A1A1A"/>
-          <w:sz w:val="21"/>
+          <w:sz w:val="22"/>
           <w:szCs w:val="21"/>
         </w:rPr>
         <w:t xml:space="preserve">190 + 171 = 361, so 361 cm².</w:t>
@@ -2297,18 +2315,18 @@
           <w:rFonts w:ascii="Avenir Next" w:hAnsi="Avenir Next" w:cs="Avenir Next" w:eastAsia="Avenir Next"/>
           <w:b/>
           <w:color w:val="1A1A1A"/>
+          <w:sz w:val="22"/>
+          <w:szCs w:val="21"/>
+        </w:rPr>
+        <w:t xml:space="preserve">Answer</w:t>
+      </w:r>
+      <w:r>
+        <w:rPr>
+          <w:rFonts w:ascii="Avenir Next" w:hAnsi="Avenir Next" w:cs="Avenir Next" w:eastAsia="Avenir Next"/>
+          <w:color w:val="1A1A1A"/>
           <w:sz w:val="21"/>
           <w:szCs w:val="21"/>
         </w:rPr>
-        <w:t xml:space="preserve">Answer</w:t>
-      </w:r>
-      <w:r>
-        <w:rPr>
-          <w:rFonts w:ascii="Avenir Next" w:hAnsi="Avenir Next" w:cs="Avenir Next" w:eastAsia="Avenir Next"/>
-          <w:color w:val="1A1A1A"/>
-          <w:sz w:val="21"/>
-          <w:szCs w:val="21"/>
-        </w:rPr>
         <w:tab/>
       </w:r>
       <w:r>
@@ -2316,7 +2334,7 @@
           <w:rFonts w:ascii="Avenir Next" w:hAnsi="Avenir Next" w:cs="Avenir Next" w:eastAsia="Avenir Next"/>
           <w:b/>
           <w:color w:val="1A1A1A"/>
-          <w:sz w:val="21"/>
+          <w:sz w:val="22"/>
           <w:szCs w:val="21"/>
         </w:rPr>
         <w:t xml:space="preserve">361 cm²</w:t>
@@ -2324,6 +2342,7 @@
     </w:p>
     <w:p>
       <w:pPr>
+        <w:pStyle w:val="Heading2"/>
         <w:keepNext/>
         <w:pBdr>
           <w:bottom w:val="single" w:sz="8" w:space="3" w:color="003A70"/>
@@ -2339,7 +2358,7 @@
           <w:b/>
           <w:color w:val="003A70"/>
           <w:spacing w:val="14"/>
-          <w:sz w:val="19"/>
+          <w:sz w:val="22"/>
           <w:szCs w:val="19"/>
         </w:rPr>
         <w:t xml:space="preserve">TRY IT WITH HELP</w:t>
@@ -2358,7 +2377,7 @@
           <w:rFonts w:ascii="Avenir Next" w:hAnsi="Avenir Next" w:cs="Avenir Next" w:eastAsia="Avenir Next"/>
           <w:i/>
           <w:color w:val="5A5F66"/>
-          <w:sz w:val="17"/>
+          <w:sz w:val="22"/>
           <w:szCs w:val="17"/>
         </w:rPr>
         <w:t xml:space="preserve">fill in each step</w:t>
@@ -2416,25 +2435,25 @@
           <w:rFonts w:ascii="Avenir Next" w:hAnsi="Avenir Next" w:cs="Avenir Next" w:eastAsia="Avenir Next"/>
           <w:b/>
           <w:color w:val="003A70"/>
+          <w:sz w:val="22"/>
+          <w:szCs w:val="18"/>
+        </w:rPr>
+        <w:t xml:space="preserve">Step 1</w:t>
+      </w:r>
+      <w:r>
+        <w:rPr>
+          <w:rFonts w:ascii="Avenir Next" w:hAnsi="Avenir Next" w:cs="Avenir Next" w:eastAsia="Avenir Next"/>
+          <w:color w:val="1A1A1A"/>
           <w:sz w:val="18"/>
           <w:szCs w:val="18"/>
         </w:rPr>
-        <w:t xml:space="preserve">Step 1</w:t>
-      </w:r>
-      <w:r>
-        <w:rPr>
-          <w:rFonts w:ascii="Avenir Next" w:hAnsi="Avenir Next" w:cs="Avenir Next" w:eastAsia="Avenir Next"/>
-          <w:color w:val="1A1A1A"/>
-          <w:sz w:val="18"/>
-          <w:szCs w:val="18"/>
-        </w:rPr>
         <w:tab/>
       </w:r>
       <w:r>
         <w:rPr>
           <w:rFonts w:ascii="Avenir Next" w:hAnsi="Avenir Next" w:cs="Avenir Next" w:eastAsia="Avenir Next"/>
           <w:color w:val="1A1A1A"/>
-          <w:sz w:val="21"/>
+          <w:sz w:val="22"/>
           <w:szCs w:val="21"/>
         </w:rPr>
         <w:t xml:space="preserve">13 = 10 + </w:t>
@@ -2464,35 +2483,35 @@
           <w:rFonts w:ascii="Avenir Next" w:hAnsi="Avenir Next" w:cs="Avenir Next" w:eastAsia="Avenir Next"/>
           <w:b/>
           <w:color w:val="003A70"/>
+          <w:sz w:val="22"/>
+          <w:szCs w:val="18"/>
+        </w:rPr>
+        <w:t xml:space="preserve">Step 2</w:t>
+      </w:r>
+      <w:r>
+        <w:rPr>
+          <w:rFonts w:ascii="Avenir Next" w:hAnsi="Avenir Next" w:cs="Avenir Next" w:eastAsia="Avenir Next"/>
+          <w:color w:val="1A1A1A"/>
           <w:sz w:val="18"/>
           <w:szCs w:val="18"/>
         </w:rPr>
-        <w:t xml:space="preserve">Step 2</w:t>
-      </w:r>
-      <w:r>
-        <w:rPr>
-          <w:rFonts w:ascii="Avenir Next" w:hAnsi="Avenir Next" w:cs="Avenir Next" w:eastAsia="Avenir Next"/>
-          <w:color w:val="1A1A1A"/>
-          <w:sz w:val="18"/>
-          <w:szCs w:val="18"/>
-        </w:rPr>
         <w:tab/>
       </w:r>
       <w:r>
         <w:rPr>
           <w:rFonts w:ascii="Avenir Next" w:hAnsi="Avenir Next" w:cs="Avenir Next" w:eastAsia="Avenir Next"/>
           <w:color w:val="1A1A1A"/>
+          <w:sz w:val="22"/>
+          <w:szCs w:val="21"/>
+        </w:rPr>
+        <w:t xml:space="preserve">10 × 13 = </w:t>
+      </w:r>
+      <w:r>
+        <w:rPr>
+          <w:rFonts w:ascii="Avenir Next" w:hAnsi="Avenir Next" w:cs="Avenir Next" w:eastAsia="Avenir Next"/>
+          <w:color w:val="1A1A1A"/>
           <w:sz w:val="21"/>
           <w:szCs w:val="21"/>
-        </w:rPr>
-        <w:t xml:space="preserve">10 × 13 = </w:t>
-      </w:r>
-      <w:r>
-        <w:rPr>
-          <w:rFonts w:ascii="Avenir Next" w:hAnsi="Avenir Next" w:cs="Avenir Next" w:eastAsia="Avenir Next"/>
-          <w:color w:val="1A1A1A"/>
-          <w:sz w:val="21"/>
-          <w:szCs w:val="21"/>
           <w:u w:val="single"/>
         </w:rPr>
         <w:t xml:space="preserve">                </w:t>
@@ -2501,7 +2520,7 @@
         <w:rPr>
           <w:rFonts w:ascii="Avenir Next" w:hAnsi="Avenir Next" w:cs="Avenir Next" w:eastAsia="Avenir Next"/>
           <w:color w:val="1A1A1A"/>
-          <w:sz w:val="21"/>
+          <w:sz w:val="22"/>
           <w:szCs w:val="21"/>
         </w:rPr>
         <w:t xml:space="preserve"> and 3 × 13 = </w:t>
@@ -2531,35 +2550,35 @@
           <w:rFonts w:ascii="Avenir Next" w:hAnsi="Avenir Next" w:cs="Avenir Next" w:eastAsia="Avenir Next"/>
           <w:b/>
           <w:color w:val="003A70"/>
+          <w:sz w:val="22"/>
+          <w:szCs w:val="18"/>
+        </w:rPr>
+        <w:t xml:space="preserve">Step 3</w:t>
+      </w:r>
+      <w:r>
+        <w:rPr>
+          <w:rFonts w:ascii="Avenir Next" w:hAnsi="Avenir Next" w:cs="Avenir Next" w:eastAsia="Avenir Next"/>
+          <w:color w:val="1A1A1A"/>
           <w:sz w:val="18"/>
           <w:szCs w:val="18"/>
         </w:rPr>
-        <w:t xml:space="preserve">Step 3</w:t>
-      </w:r>
-      <w:r>
-        <w:rPr>
-          <w:rFonts w:ascii="Avenir Next" w:hAnsi="Avenir Next" w:cs="Avenir Next" w:eastAsia="Avenir Next"/>
-          <w:color w:val="1A1A1A"/>
-          <w:sz w:val="18"/>
-          <w:szCs w:val="18"/>
-        </w:rPr>
         <w:tab/>
       </w:r>
       <w:r>
         <w:rPr>
           <w:rFonts w:ascii="Avenir Next" w:hAnsi="Avenir Next" w:cs="Avenir Next" w:eastAsia="Avenir Next"/>
           <w:color w:val="1A1A1A"/>
+          <w:sz w:val="22"/>
+          <w:szCs w:val="21"/>
+        </w:rPr>
+        <w:t xml:space="preserve">130 + 39 = </w:t>
+      </w:r>
+      <w:r>
+        <w:rPr>
+          <w:rFonts w:ascii="Avenir Next" w:hAnsi="Avenir Next" w:cs="Avenir Next" w:eastAsia="Avenir Next"/>
+          <w:color w:val="1A1A1A"/>
           <w:sz w:val="21"/>
           <w:szCs w:val="21"/>
-        </w:rPr>
-        <w:t xml:space="preserve">130 + 39 = </w:t>
-      </w:r>
-      <w:r>
-        <w:rPr>
-          <w:rFonts w:ascii="Avenir Next" w:hAnsi="Avenir Next" w:cs="Avenir Next" w:eastAsia="Avenir Next"/>
-          <w:color w:val="1A1A1A"/>
-          <w:sz w:val="21"/>
-          <w:szCs w:val="21"/>
           <w:u w:val="single"/>
         </w:rPr>
         <w:t xml:space="preserve">                </w:t>
@@ -2568,7 +2587,7 @@
         <w:rPr>
           <w:rFonts w:ascii="Avenir Next" w:hAnsi="Avenir Next" w:cs="Avenir Next" w:eastAsia="Avenir Next"/>
           <w:color w:val="1A1A1A"/>
-          <w:sz w:val="21"/>
+          <w:sz w:val="22"/>
           <w:szCs w:val="21"/>
         </w:rPr>
         <w:t xml:space="preserve"> in²</w:t>
@@ -2631,25 +2650,25 @@
           <w:rFonts w:ascii="Avenir Next" w:hAnsi="Avenir Next" w:cs="Avenir Next" w:eastAsia="Avenir Next"/>
           <w:b/>
           <w:color w:val="003A70"/>
+          <w:sz w:val="22"/>
+          <w:szCs w:val="18"/>
+        </w:rPr>
+        <w:t xml:space="preserve">Step 1</w:t>
+      </w:r>
+      <w:r>
+        <w:rPr>
+          <w:rFonts w:ascii="Avenir Next" w:hAnsi="Avenir Next" w:cs="Avenir Next" w:eastAsia="Avenir Next"/>
+          <w:color w:val="1A1A1A"/>
           <w:sz w:val="18"/>
           <w:szCs w:val="18"/>
         </w:rPr>
-        <w:t xml:space="preserve">Step 1</w:t>
-      </w:r>
-      <w:r>
-        <w:rPr>
-          <w:rFonts w:ascii="Avenir Next" w:hAnsi="Avenir Next" w:cs="Avenir Next" w:eastAsia="Avenir Next"/>
-          <w:color w:val="1A1A1A"/>
-          <w:sz w:val="18"/>
-          <w:szCs w:val="18"/>
-        </w:rPr>
         <w:tab/>
       </w:r>
       <w:r>
         <w:rPr>
           <w:rFonts w:ascii="Avenir Next" w:hAnsi="Avenir Next" w:cs="Avenir Next" w:eastAsia="Avenir Next"/>
           <w:color w:val="1A1A1A"/>
-          <w:sz w:val="21"/>
+          <w:sz w:val="22"/>
           <w:szCs w:val="21"/>
         </w:rPr>
         <w:t xml:space="preserve">15 = 10 + </w:t>
@@ -2679,35 +2698,35 @@
           <w:rFonts w:ascii="Avenir Next" w:hAnsi="Avenir Next" w:cs="Avenir Next" w:eastAsia="Avenir Next"/>
           <w:b/>
           <w:color w:val="003A70"/>
+          <w:sz w:val="22"/>
+          <w:szCs w:val="18"/>
+        </w:rPr>
+        <w:t xml:space="preserve">Step 2</w:t>
+      </w:r>
+      <w:r>
+        <w:rPr>
+          <w:rFonts w:ascii="Avenir Next" w:hAnsi="Avenir Next" w:cs="Avenir Next" w:eastAsia="Avenir Next"/>
+          <w:color w:val="1A1A1A"/>
           <w:sz w:val="18"/>
           <w:szCs w:val="18"/>
         </w:rPr>
-        <w:t xml:space="preserve">Step 2</w:t>
-      </w:r>
-      <w:r>
-        <w:rPr>
-          <w:rFonts w:ascii="Avenir Next" w:hAnsi="Avenir Next" w:cs="Avenir Next" w:eastAsia="Avenir Next"/>
-          <w:color w:val="1A1A1A"/>
-          <w:sz w:val="18"/>
-          <w:szCs w:val="18"/>
-        </w:rPr>
         <w:tab/>
       </w:r>
       <w:r>
         <w:rPr>
           <w:rFonts w:ascii="Avenir Next" w:hAnsi="Avenir Next" w:cs="Avenir Next" w:eastAsia="Avenir Next"/>
           <w:color w:val="1A1A1A"/>
+          <w:sz w:val="22"/>
+          <w:szCs w:val="21"/>
+        </w:rPr>
+        <w:t xml:space="preserve">10 × 15 = </w:t>
+      </w:r>
+      <w:r>
+        <w:rPr>
+          <w:rFonts w:ascii="Avenir Next" w:hAnsi="Avenir Next" w:cs="Avenir Next" w:eastAsia="Avenir Next"/>
+          <w:color w:val="1A1A1A"/>
           <w:sz w:val="21"/>
           <w:szCs w:val="21"/>
-        </w:rPr>
-        <w:t xml:space="preserve">10 × 15 = </w:t>
-      </w:r>
-      <w:r>
-        <w:rPr>
-          <w:rFonts w:ascii="Avenir Next" w:hAnsi="Avenir Next" w:cs="Avenir Next" w:eastAsia="Avenir Next"/>
-          <w:color w:val="1A1A1A"/>
-          <w:sz w:val="21"/>
-          <w:szCs w:val="21"/>
           <w:u w:val="single"/>
         </w:rPr>
         <w:t xml:space="preserve">                </w:t>
@@ -2716,7 +2735,7 @@
         <w:rPr>
           <w:rFonts w:ascii="Avenir Next" w:hAnsi="Avenir Next" w:cs="Avenir Next" w:eastAsia="Avenir Next"/>
           <w:color w:val="1A1A1A"/>
-          <w:sz w:val="21"/>
+          <w:sz w:val="22"/>
           <w:szCs w:val="21"/>
         </w:rPr>
         <w:t xml:space="preserve"> and 5 × 15 = </w:t>
@@ -2746,35 +2765,35 @@
           <w:rFonts w:ascii="Avenir Next" w:hAnsi="Avenir Next" w:cs="Avenir Next" w:eastAsia="Avenir Next"/>
           <w:b/>
           <w:color w:val="003A70"/>
+          <w:sz w:val="22"/>
+          <w:szCs w:val="18"/>
+        </w:rPr>
+        <w:t xml:space="preserve">Step 3</w:t>
+      </w:r>
+      <w:r>
+        <w:rPr>
+          <w:rFonts w:ascii="Avenir Next" w:hAnsi="Avenir Next" w:cs="Avenir Next" w:eastAsia="Avenir Next"/>
+          <w:color w:val="1A1A1A"/>
           <w:sz w:val="18"/>
           <w:szCs w:val="18"/>
         </w:rPr>
-        <w:t xml:space="preserve">Step 3</w:t>
-      </w:r>
-      <w:r>
-        <w:rPr>
-          <w:rFonts w:ascii="Avenir Next" w:hAnsi="Avenir Next" w:cs="Avenir Next" w:eastAsia="Avenir Next"/>
-          <w:color w:val="1A1A1A"/>
-          <w:sz w:val="18"/>
-          <w:szCs w:val="18"/>
-        </w:rPr>
         <w:tab/>
       </w:r>
       <w:r>
         <w:rPr>
           <w:rFonts w:ascii="Avenir Next" w:hAnsi="Avenir Next" w:cs="Avenir Next" w:eastAsia="Avenir Next"/>
           <w:color w:val="1A1A1A"/>
+          <w:sz w:val="22"/>
+          <w:szCs w:val="21"/>
+        </w:rPr>
+        <w:t xml:space="preserve">150 + 75 = </w:t>
+      </w:r>
+      <w:r>
+        <w:rPr>
+          <w:rFonts w:ascii="Avenir Next" w:hAnsi="Avenir Next" w:cs="Avenir Next" w:eastAsia="Avenir Next"/>
+          <w:color w:val="1A1A1A"/>
           <w:sz w:val="21"/>
           <w:szCs w:val="21"/>
-        </w:rPr>
-        <w:t xml:space="preserve">150 + 75 = </w:t>
-      </w:r>
-      <w:r>
-        <w:rPr>
-          <w:rFonts w:ascii="Avenir Next" w:hAnsi="Avenir Next" w:cs="Avenir Next" w:eastAsia="Avenir Next"/>
-          <w:color w:val="1A1A1A"/>
-          <w:sz w:val="21"/>
-          <w:szCs w:val="21"/>
           <w:u w:val="single"/>
         </w:rPr>
         <w:t xml:space="preserve">                </w:t>
@@ -2783,7 +2802,7 @@
         <w:rPr>
           <w:rFonts w:ascii="Avenir Next" w:hAnsi="Avenir Next" w:cs="Avenir Next" w:eastAsia="Avenir Next"/>
           <w:color w:val="1A1A1A"/>
-          <w:sz w:val="21"/>
+          <w:sz w:val="22"/>
           <w:szCs w:val="21"/>
         </w:rPr>
         <w:t xml:space="preserve"> ft²</w:t>
@@ -2796,6 +2815,7 @@
     </w:p>
     <w:p>
       <w:pPr>
+        <w:pStyle w:val="Heading2"/>
         <w:keepNext/>
         <w:pBdr>
           <w:bottom w:val="single" w:sz="8" w:space="3" w:color="003A70"/>
@@ -2811,7 +2831,7 @@
           <w:b/>
           <w:color w:val="003A70"/>
           <w:spacing w:val="14"/>
-          <w:sz w:val="19"/>
+          <w:sz w:val="22"/>
           <w:szCs w:val="19"/>
         </w:rPr>
         <w:t xml:space="preserve">YOUR TURN</w:t>
@@ -2830,7 +2850,7 @@
           <w:rFonts w:ascii="Avenir Next" w:hAnsi="Avenir Next" w:cs="Avenir Next" w:eastAsia="Avenir Next"/>
           <w:i/>
           <w:color w:val="5A5F66"/>
-          <w:sz w:val="17"/>
+          <w:sz w:val="22"/>
           <w:szCs w:val="17"/>
         </w:rPr>
         <w:t xml:space="preserve">use the steps on your own</w:t>
@@ -3002,7 +3022,7 @@
                       <w:szCs w:val="22"/>
                       <w:u w:val="single"/>
                     </w:rPr>
-                    <w:t xml:space="preserve">        </w:t>
+                    <w:t xml:space="preserve">            </w:t>
                   </w:r>
                 </w:p>
               </w:tc>
@@ -3064,7 +3084,7 @@
                       <w:szCs w:val="22"/>
                       <w:u w:val="single"/>
                     </w:rPr>
-                    <w:t xml:space="preserve">        </w:t>
+                    <w:t xml:space="preserve">            </w:t>
                   </w:r>
                 </w:p>
               </w:tc>
@@ -3126,7 +3146,7 @@
                       <w:szCs w:val="22"/>
                       <w:u w:val="single"/>
                     </w:rPr>
-                    <w:t xml:space="preserve">        </w:t>
+                    <w:t xml:space="preserve">            </w:t>
                   </w:r>
                 </w:p>
               </w:tc>
@@ -3194,7 +3214,7 @@
                       <w:szCs w:val="22"/>
                       <w:u w:val="single"/>
                     </w:rPr>
-                    <w:t xml:space="preserve">        </w:t>
+                    <w:t xml:space="preserve">            </w:t>
                   </w:r>
                 </w:p>
               </w:tc>
@@ -3256,7 +3276,7 @@
                       <w:szCs w:val="22"/>
                       <w:u w:val="single"/>
                     </w:rPr>
-                    <w:t xml:space="preserve">        </w:t>
+                    <w:t xml:space="preserve">            </w:t>
                   </w:r>
                 </w:p>
               </w:tc>
@@ -3318,7 +3338,7 @@
                       <w:szCs w:val="22"/>
                       <w:u w:val="single"/>
                     </w:rPr>
-                    <w:t xml:space="preserve">        </w:t>
+                    <w:t xml:space="preserve">            </w:t>
                   </w:r>
                 </w:p>
               </w:tc>
@@ -3339,6 +3359,7 @@
     </w:p>
     <w:p>
       <w:pPr>
+        <w:pStyle w:val="Heading2"/>
         <w:keepNext/>
         <w:pBdr>
           <w:bottom w:val="single" w:sz="8" w:space="3" w:color="003A70"/>
@@ -3354,7 +3375,7 @@
           <w:b/>
           <w:color w:val="003A70"/>
           <w:spacing w:val="14"/>
-          <w:sz w:val="19"/>
+          <w:sz w:val="22"/>
           <w:szCs w:val="19"/>
         </w:rPr>
         <w:t xml:space="preserve">READY CHECK</w:t>
@@ -3373,7 +3394,7 @@
           <w:rFonts w:ascii="Avenir Next" w:hAnsi="Avenir Next" w:cs="Avenir Next" w:eastAsia="Avenir Next"/>
           <w:i/>
           <w:color w:val="5A5F66"/>
-          <w:sz w:val="17"/>
+          <w:sz w:val="22"/>
           <w:szCs w:val="17"/>
         </w:rPr>
         <w:t xml:space="preserve">a problem like the one in today’s lesson</w:t>
@@ -3505,25 +3526,25 @@
                       <w:rFonts w:ascii="Avenir Next" w:hAnsi="Avenir Next" w:cs="Avenir Next" w:eastAsia="Avenir Next"/>
                       <w:b/>
                       <w:color w:val="003A70"/>
+                      <w:sz w:val="22"/>
+                      <w:szCs w:val="21"/>
+                    </w:rPr>
+                    <w:t xml:space="preserve">A</w:t>
+                  </w:r>
+                  <w:r>
+                    <w:rPr>
+                      <w:rFonts w:ascii="Avenir Next" w:hAnsi="Avenir Next" w:cs="Avenir Next" w:eastAsia="Avenir Next"/>
+                      <w:color w:val="1A1A1A"/>
                       <w:sz w:val="21"/>
                       <w:szCs w:val="21"/>
                     </w:rPr>
-                    <w:t xml:space="preserve">A</w:t>
-                  </w:r>
-                  <w:r>
-                    <w:rPr>
-                      <w:rFonts w:ascii="Avenir Next" w:hAnsi="Avenir Next" w:cs="Avenir Next" w:eastAsia="Avenir Next"/>
-                      <w:color w:val="1A1A1A"/>
-                      <w:sz w:val="21"/>
-                      <w:szCs w:val="21"/>
-                    </w:rPr>
                     <w:tab/>
                   </w:r>
                   <w:r>
                     <w:rPr>
                       <w:rFonts w:ascii="Avenir Next" w:hAnsi="Avenir Next" w:cs="Avenir Next" w:eastAsia="Avenir Next"/>
                       <w:color w:val="1A1A1A"/>
-                      <w:sz w:val="21"/>
+                      <w:sz w:val="22"/>
                       <w:szCs w:val="21"/>
                     </w:rPr>
                     <w:t xml:space="preserve">35 cm²</w:t>
@@ -3548,25 +3569,25 @@
                       <w:rFonts w:ascii="Avenir Next" w:hAnsi="Avenir Next" w:cs="Avenir Next" w:eastAsia="Avenir Next"/>
                       <w:b/>
                       <w:color w:val="003A70"/>
+                      <w:sz w:val="22"/>
+                      <w:szCs w:val="21"/>
+                    </w:rPr>
+                    <w:t xml:space="preserve">B</w:t>
+                  </w:r>
+                  <w:r>
+                    <w:rPr>
+                      <w:rFonts w:ascii="Avenir Next" w:hAnsi="Avenir Next" w:cs="Avenir Next" w:eastAsia="Avenir Next"/>
+                      <w:color w:val="1A1A1A"/>
                       <w:sz w:val="21"/>
                       <w:szCs w:val="21"/>
                     </w:rPr>
-                    <w:t xml:space="preserve">B</w:t>
-                  </w:r>
-                  <w:r>
-                    <w:rPr>
-                      <w:rFonts w:ascii="Avenir Next" w:hAnsi="Avenir Next" w:cs="Avenir Next" w:eastAsia="Avenir Next"/>
-                      <w:color w:val="1A1A1A"/>
-                      <w:sz w:val="21"/>
-                      <w:szCs w:val="21"/>
-                    </w:rPr>
                     <w:tab/>
                   </w:r>
                   <w:r>
                     <w:rPr>
                       <w:rFonts w:ascii="Avenir Next" w:hAnsi="Avenir Next" w:cs="Avenir Next" w:eastAsia="Avenir Next"/>
                       <w:color w:val="1A1A1A"/>
-                      <w:sz w:val="21"/>
+                      <w:sz w:val="22"/>
                       <w:szCs w:val="21"/>
                     </w:rPr>
                     <w:t xml:space="preserve">135 cm²</w:t>
@@ -3591,25 +3612,25 @@
                       <w:rFonts w:ascii="Avenir Next" w:hAnsi="Avenir Next" w:cs="Avenir Next" w:eastAsia="Avenir Next"/>
                       <w:b/>
                       <w:color w:val="003A70"/>
+                      <w:sz w:val="22"/>
+                      <w:szCs w:val="21"/>
+                    </w:rPr>
+                    <w:t xml:space="preserve">C</w:t>
+                  </w:r>
+                  <w:r>
+                    <w:rPr>
+                      <w:rFonts w:ascii="Avenir Next" w:hAnsi="Avenir Next" w:cs="Avenir Next" w:eastAsia="Avenir Next"/>
+                      <w:color w:val="1A1A1A"/>
                       <w:sz w:val="21"/>
                       <w:szCs w:val="21"/>
                     </w:rPr>
-                    <w:t xml:space="preserve">C</w:t>
-                  </w:r>
-                  <w:r>
-                    <w:rPr>
-                      <w:rFonts w:ascii="Avenir Next" w:hAnsi="Avenir Next" w:cs="Avenir Next" w:eastAsia="Avenir Next"/>
-                      <w:color w:val="1A1A1A"/>
-                      <w:sz w:val="21"/>
-                      <w:szCs w:val="21"/>
-                    </w:rPr>
                     <w:tab/>
                   </w:r>
                   <w:r>
                     <w:rPr>
                       <w:rFonts w:ascii="Avenir Next" w:hAnsi="Avenir Next" w:cs="Avenir Next" w:eastAsia="Avenir Next"/>
                       <w:color w:val="1A1A1A"/>
-                      <w:sz w:val="21"/>
+                      <w:sz w:val="22"/>
                       <w:szCs w:val="21"/>
                     </w:rPr>
                     <w:t xml:space="preserve">140 cm²</w:t>
@@ -3634,25 +3655,25 @@
                       <w:rFonts w:ascii="Avenir Next" w:hAnsi="Avenir Next" w:cs="Avenir Next" w:eastAsia="Avenir Next"/>
                       <w:b/>
                       <w:color w:val="003A70"/>
+                      <w:sz w:val="22"/>
+                      <w:szCs w:val="21"/>
+                    </w:rPr>
+                    <w:t xml:space="preserve">D</w:t>
+                  </w:r>
+                  <w:r>
+                    <w:rPr>
+                      <w:rFonts w:ascii="Avenir Next" w:hAnsi="Avenir Next" w:cs="Avenir Next" w:eastAsia="Avenir Next"/>
+                      <w:color w:val="1A1A1A"/>
                       <w:sz w:val="21"/>
                       <w:szCs w:val="21"/>
                     </w:rPr>
-                    <w:t xml:space="preserve">D</w:t>
-                  </w:r>
-                  <w:r>
-                    <w:rPr>
-                      <w:rFonts w:ascii="Avenir Next" w:hAnsi="Avenir Next" w:cs="Avenir Next" w:eastAsia="Avenir Next"/>
-                      <w:color w:val="1A1A1A"/>
-                      <w:sz w:val="21"/>
-                      <w:szCs w:val="21"/>
-                    </w:rPr>
                     <w:tab/>
                   </w:r>
                   <w:r>
                     <w:rPr>
                       <w:rFonts w:ascii="Avenir Next" w:hAnsi="Avenir Next" w:cs="Avenir Next" w:eastAsia="Avenir Next"/>
                       <w:color w:val="1A1A1A"/>
-                      <w:sz w:val="21"/>
+                      <w:sz w:val="22"/>
                       <w:szCs w:val="21"/>
                     </w:rPr>
                     <w:t xml:space="preserve">240 cm²</w:t>
@@ -3701,19 +3722,42 @@
         <w:tblLook w:val="0000" w:firstRow="0" w:lastRow="0" w:firstColumn="0" w:lastColumn="0" w:noHBand="1" w:noVBand="1"/>
       </w:tblPr>
       <w:tblGrid>
-        <w:gridCol w:w="2000"/>
-        <w:gridCol w:w="2300"/>
-        <w:gridCol w:w="2100"/>
-        <w:gridCol w:w="3104"/>
+        <w:gridCol w:w="1750"/>
+        <w:gridCol w:w="2500"/>
+        <w:gridCol w:w="2200"/>
+        <w:gridCol w:w="3054"/>
       </w:tblGrid>
       <w:tr>
         <w:trPr>
           <w:cantSplit/>
-          <w:trHeight w:val="320" w:hRule="atLeast"/>
+          <w:trHeight w:val="300" w:hRule="atLeast"/>
         </w:trPr>
         <w:tc>
           <w:tcPr>
-            <w:tcW w:w="2000" w:type="dxa"/>
+            <w:tcW w:w="1750" w:type="dxa"/>
+            <w:vAlign w:val="center"/>
+          </w:tcPr>
+          <w:p>
+            <w:pPr>
+              <w:pStyle w:val="Heading2"/>
+              <w:spacing w:before="0" w:after="0" w:line="240" w:lineRule="auto"/>
+            </w:pPr>
+            <w:r>
+              <w:rPr>
+                <w:rFonts w:ascii="Avenir Next" w:hAnsi="Avenir Next" w:cs="Avenir Next" w:eastAsia="Avenir Next"/>
+                <w:b/>
+                <w:color w:val="003A70"/>
+                <w:spacing w:val="12"/>
+                <w:sz w:val="15"/>
+                <w:szCs w:val="15"/>
+              </w:rPr>
+              <w:t xml:space="preserve">CHECK YOURSELF</w:t>
+            </w:r>
+          </w:p>
+        </w:tc>
+        <w:tc>
+          <w:tcPr>
+            <w:tcW w:w="2500" w:type="dxa"/>
             <w:vAlign w:val="center"/>
           </w:tcPr>
           <w:p>
@@ -3722,20 +3766,27 @@
             </w:pPr>
             <w:r>
               <w:rPr>
+                <w:rFonts w:ascii="Arial" w:hAnsi="Arial" w:cs="Arial" w:eastAsia="Arial"/>
+                <w:color w:val="1A1A1A"/>
+                <w:sz w:val="20"/>
+                <w:szCs w:val="20"/>
+              </w:rPr>
+              <w:t xml:space="preserve">□</w:t>
+            </w:r>
+            <w:r>
+              <w:rPr>
                 <w:rFonts w:ascii="Avenir Next" w:hAnsi="Avenir Next" w:cs="Avenir Next" w:eastAsia="Avenir Next"/>
-                <w:b/>
-                <w:color w:val="003A70"/>
-                <w:spacing w:val="12"/>
-                <w:sz w:val="15"/>
-                <w:szCs w:val="15"/>
-              </w:rPr>
-              <w:t xml:space="preserve">CHECK YOURSELF</w:t>
+                <w:color w:val="1A1A1A"/>
+                <w:sz w:val="17"/>
+                <w:szCs w:val="17"/>
+              </w:rPr>
+              <w:t xml:space="preserve">  I can do this on my own</w:t>
             </w:r>
           </w:p>
         </w:tc>
         <w:tc>
           <w:tcPr>
-            <w:tcW w:w="2300" w:type="dxa"/>
+            <w:tcW w:w="2200" w:type="dxa"/>
             <w:vAlign w:val="center"/>
           </w:tcPr>
           <w:p>
@@ -3746,8 +3797,8 @@
               <w:rPr>
                 <w:rFonts w:ascii="Arial" w:hAnsi="Arial" w:cs="Arial" w:eastAsia="Arial"/>
                 <w:color w:val="1A1A1A"/>
-                <w:sz w:val="24"/>
-                <w:szCs w:val="24"/>
+                <w:sz w:val="20"/>
+                <w:szCs w:val="20"/>
               </w:rPr>
               <w:t xml:space="preserve">□</w:t>
             </w:r>
@@ -3758,13 +3809,13 @@
                 <w:sz w:val="17"/>
                 <w:szCs w:val="17"/>
               </w:rPr>
-              <w:t xml:space="preserve">  I can do this on my own</w:t>
+              <w:t xml:space="preserve">  I need a little help</w:t>
             </w:r>
           </w:p>
         </w:tc>
         <w:tc>
           <w:tcPr>
-            <w:tcW w:w="2100" w:type="dxa"/>
+            <w:tcW w:w="3054" w:type="dxa"/>
             <w:vAlign w:val="center"/>
           </w:tcPr>
           <w:p>
@@ -3775,37 +3826,8 @@
               <w:rPr>
                 <w:rFonts w:ascii="Arial" w:hAnsi="Arial" w:cs="Arial" w:eastAsia="Arial"/>
                 <w:color w:val="1A1A1A"/>
-                <w:sz w:val="24"/>
-                <w:szCs w:val="24"/>
-              </w:rPr>
-              <w:t xml:space="preserve">□</w:t>
-            </w:r>
-            <w:r>
-              <w:rPr>
-                <w:rFonts w:ascii="Avenir Next" w:hAnsi="Avenir Next" w:cs="Avenir Next" w:eastAsia="Avenir Next"/>
-                <w:color w:val="1A1A1A"/>
-                <w:sz w:val="17"/>
-                <w:szCs w:val="17"/>
-              </w:rPr>
-              <w:t xml:space="preserve">  I need a little help</w:t>
-            </w:r>
-          </w:p>
-        </w:tc>
-        <w:tc>
-          <w:tcPr>
-            <w:tcW w:w="3104" w:type="dxa"/>
-            <w:vAlign w:val="center"/>
-          </w:tcPr>
-          <w:p>
-            <w:pPr>
-              <w:spacing w:before="0" w:after="0" w:line="240" w:lineRule="auto"/>
-            </w:pPr>
-            <w:r>
-              <w:rPr>
-                <w:rFonts w:ascii="Arial" w:hAnsi="Arial" w:cs="Arial" w:eastAsia="Arial"/>
-                <w:color w:val="1A1A1A"/>
-                <w:sz w:val="24"/>
-                <w:szCs w:val="24"/>
+                <w:sz w:val="20"/>
+                <w:szCs w:val="20"/>
               </w:rPr>
               <w:t xml:space="preserve">□</w:t>
             </w:r>
@@ -3840,7 +3862,7 @@
     <w:sectPr>
       <w:footerReference w:type="default" r:id="rIdFooter1"/>
       <w:pgSz w:w="12240" w:h="15840"/>
-      <w:pgMar w:top="893" w:right="1224" w:bottom="835" w:left="1512" w:header="432" w:footer="432" w:gutter="0"/>
+      <w:pgMar w:top="780" w:right="1224" w:bottom="760" w:left="1512" w:header="432" w:footer="432" w:gutter="0"/>
       <w:cols w:space="720"/>
     </w:sectPr>
   </w:body>
@@ -3920,7 +3942,106 @@
               <w:sz w:val="15"/>
               <w:szCs w:val="15"/>
             </w:rPr>
-            <w:t xml:space="preserve">Lesson 5-8  ·  Session 1  ·  Prerequisite Practice A</w:t>
+            <w:t xml:space="preserve">5-8 · Page </w:t>
+          </w:r>
+          <w:r>
+            <w:rPr>
+              <w:rFonts w:ascii="Avenir Next" w:hAnsi="Avenir Next" w:cs="Avenir Next" w:eastAsia="Avenir Next"/>
+              <w:color w:val="5A5F66"/>
+              <w:sz w:val="15"/>
+              <w:szCs w:val="15"/>
+            </w:rPr>
+            <w:fldChar w:fldCharType="begin"/>
+          </w:r>
+          <w:r>
+            <w:rPr>
+              <w:rFonts w:ascii="Avenir Next" w:hAnsi="Avenir Next" w:cs="Avenir Next" w:eastAsia="Avenir Next"/>
+              <w:color w:val="5A5F66"/>
+              <w:sz w:val="15"/>
+              <w:szCs w:val="15"/>
+            </w:rPr>
+            <w:instrText xml:space="preserve"> PAGE </w:instrText>
+          </w:r>
+          <w:r>
+            <w:rPr>
+              <w:rFonts w:ascii="Avenir Next" w:hAnsi="Avenir Next" w:cs="Avenir Next" w:eastAsia="Avenir Next"/>
+              <w:color w:val="5A5F66"/>
+              <w:sz w:val="15"/>
+              <w:szCs w:val="15"/>
+            </w:rPr>
+            <w:fldChar w:fldCharType="separate"/>
+          </w:r>
+          <w:r>
+            <w:rPr>
+              <w:rFonts w:ascii="Avenir Next" w:hAnsi="Avenir Next" w:cs="Avenir Next" w:eastAsia="Avenir Next"/>
+              <w:color w:val="5A5F66"/>
+              <w:sz w:val="15"/>
+              <w:szCs w:val="15"/>
+            </w:rPr>
+            <w:t xml:space="preserve">1</w:t>
+          </w:r>
+          <w:r>
+            <w:rPr>
+              <w:rFonts w:ascii="Avenir Next" w:hAnsi="Avenir Next" w:cs="Avenir Next" w:eastAsia="Avenir Next"/>
+              <w:color w:val="5A5F66"/>
+              <w:sz w:val="15"/>
+              <w:szCs w:val="15"/>
+            </w:rPr>
+            <w:fldChar w:fldCharType="end"/>
+          </w:r>
+          <w:r>
+            <w:rPr>
+              <w:rFonts w:ascii="Avenir Next" w:hAnsi="Avenir Next" w:cs="Avenir Next" w:eastAsia="Avenir Next"/>
+              <w:color w:val="5A5F66"/>
+              <w:sz w:val="15"/>
+              <w:szCs w:val="15"/>
+            </w:rPr>
+            <w:t xml:space="preserve"> of </w:t>
+          </w:r>
+          <w:r>
+            <w:rPr>
+              <w:rFonts w:ascii="Avenir Next" w:hAnsi="Avenir Next" w:cs="Avenir Next" w:eastAsia="Avenir Next"/>
+              <w:color w:val="5A5F66"/>
+              <w:sz w:val="15"/>
+              <w:szCs w:val="15"/>
+            </w:rPr>
+            <w:fldChar w:fldCharType="begin"/>
+          </w:r>
+          <w:r>
+            <w:rPr>
+              <w:rFonts w:ascii="Avenir Next" w:hAnsi="Avenir Next" w:cs="Avenir Next" w:eastAsia="Avenir Next"/>
+              <w:color w:val="5A5F66"/>
+              <w:sz w:val="15"/>
+              <w:szCs w:val="15"/>
+            </w:rPr>
+            <w:instrText xml:space="preserve"> NUMPAGES </w:instrText>
+          </w:r>
+          <w:r>
+            <w:rPr>
+              <w:rFonts w:ascii="Avenir Next" w:hAnsi="Avenir Next" w:cs="Avenir Next" w:eastAsia="Avenir Next"/>
+              <w:color w:val="5A5F66"/>
+              <w:sz w:val="15"/>
+              <w:szCs w:val="15"/>
+            </w:rPr>
+            <w:fldChar w:fldCharType="separate"/>
+          </w:r>
+          <w:r>
+            <w:rPr>
+              <w:rFonts w:ascii="Avenir Next" w:hAnsi="Avenir Next" w:cs="Avenir Next" w:eastAsia="Avenir Next"/>
+              <w:color w:val="5A5F66"/>
+              <w:sz w:val="15"/>
+              <w:szCs w:val="15"/>
+            </w:rPr>
+            <w:t xml:space="preserve">1</w:t>
+          </w:r>
+          <w:r>
+            <w:rPr>
+              <w:rFonts w:ascii="Avenir Next" w:hAnsi="Avenir Next" w:cs="Avenir Next" w:eastAsia="Avenir Next"/>
+              <w:color w:val="5A5F66"/>
+              <w:sz w:val="15"/>
+              <w:szCs w:val="15"/>
+            </w:rPr>
+            <w:fldChar w:fldCharType="end"/>
           </w:r>
         </w:p>
       </w:tc>
@@ -3963,5 +4084,23 @@
       </w:tblCellMar>
     </w:tblPr>
   </w:style>
+  <w:style w:type="paragraph" w:styleId="Heading1">
+    <w:name w:val="heading 1"/>
+    <w:basedOn w:val="Normal"/>
+    <w:pPr>
+      <w:outlineLvl w:val="0"/>
+      <w:keepNext w:val="0"/>
+      <w:keepLines w:val="0"/>
+    </w:pPr>
+  </w:style>
+  <w:style w:type="paragraph" w:styleId="Heading2">
+    <w:name w:val="heading 2"/>
+    <w:basedOn w:val="Normal"/>
+    <w:pPr>
+      <w:outlineLvl w:val="1"/>
+      <w:keepNext w:val="0"/>
+      <w:keepLines w:val="0"/>
+    </w:pPr>
+  </w:style>
 </w:styles>
 </file>